--- a/static/downloads/en/docx/layer-4/conflict-resolution-ladder.docx
+++ b/static/downloads/en/docx/layer-4/conflict-resolution-ladder.docx
@@ -87,7 +87,7 @@
         <w:t xml:space="preserve"> </w:t>
       </w:r>
       <w:r>
-        <w:t xml:space="preserve">2026-04-28</w:t>
+        <w:t xml:space="preserve">2026-04-29</w:t>
       </w:r>
     </w:p>
     <w:p>

--- a/static/downloads/en/docx/layer-4/conflict-resolution-ladder.docx
+++ b/static/downloads/en/docx/layer-4/conflict-resolution-ladder.docx
@@ -87,7 +87,7 @@
         <w:t xml:space="preserve"> </w:t>
       </w:r>
       <w:r>
-        <w:t xml:space="preserve">2026-06-26</w:t>
+        <w:t xml:space="preserve">2026-07-07</w:t>
       </w:r>
     </w:p>
     <w:p>
@@ -431,8 +431,14 @@
     </w:p>
     <w:p>
       <w:pPr>
-        <w:pStyle w:val="BlockText"/>
-      </w:pPr>
+        <w:pStyle w:val="BodyText"/>
+      </w:pPr>
+      <w:r>
+        <w:t xml:space="preserve">&gt;</w:t>
+      </w:r>
+      <w:r>
+        <w:t xml:space="preserve"> </w:t>
+      </w:r>
       <w:r>
         <w:rPr>
           <w:b/>
@@ -440,19 +446,29 @@
         </w:rPr>
         <w:t xml:space="preserve">Rationale — Why classify conflicts at all</w:t>
       </w:r>
-    </w:p>
-    <w:p>
-      <w:pPr>
-        <w:pStyle w:val="BlockText"/>
-      </w:pPr>
-      <w:r>
-        <w:t xml:space="preserve">Without named classes, every dispute gets treated the same — or worse, treated differently based on who is involved. Explicit classes set the entry point, the response window, and the documentation burden up front, so safety-critical matters cannot be quietly routed through a friendly chat and minor friction cannot be weaponized into a formal review.</w:t>
-      </w:r>
-    </w:p>
-    <w:p>
-      <w:pPr>
-        <w:pStyle w:val="BlockText"/>
-      </w:pPr>
+      <w:r>
+        <w:t xml:space="preserve"> </w:t>
+      </w:r>
+      <w:r>
+        <w:t xml:space="preserve">&gt;</w:t>
+      </w:r>
+      <w:r>
+        <w:t xml:space="preserve"> </w:t>
+      </w:r>
+      <w:r>
+        <w:t xml:space="preserve">&gt; Without named classes, every dispute gets treated the same — or worse, treated differently based on who is involved. Explicit classes set the entry point, the response window, and the documentation burden up front, so safety-critical matters cannot be quietly routed through a friendly chat and minor friction cannot be weaponized into a formal review.</w:t>
+      </w:r>
+    </w:p>
+    <w:p>
+      <w:pPr>
+        <w:pStyle w:val="BodyText"/>
+      </w:pPr>
+      <w:r>
+        <w:t xml:space="preserve">&gt;</w:t>
+      </w:r>
+      <w:r>
+        <w:t xml:space="preserve"> </w:t>
+      </w:r>
       <w:r>
         <w:rPr>
           <w:b/>
@@ -460,13 +476,17 @@
         </w:rPr>
         <w:t xml:space="preserve">Instructions — How to fill this in</w:t>
       </w:r>
-    </w:p>
-    <w:p>
-      <w:pPr>
-        <w:pStyle w:val="BlockText"/>
-      </w:pPr>
-      <w:r>
-        <w:t xml:space="preserve">For each class, set entry criteria, the entry step in the ladder, the initial response window, and the documentation burden.</w:t>
+      <w:r>
+        <w:t xml:space="preserve"> </w:t>
+      </w:r>
+      <w:r>
+        <w:t xml:space="preserve">&gt;</w:t>
+      </w:r>
+      <w:r>
+        <w:t xml:space="preserve"> </w:t>
+      </w:r>
+      <w:r>
+        <w:t xml:space="preserve">&gt; For each class, set entry criteria, the entry step in the ladder, the initial response window, and the documentation burden.</w:t>
       </w:r>
     </w:p>
     <w:tbl>
@@ -549,6 +569,13 @@
             <w:pPr>
               <w:pStyle w:val="Compact"/>
             </w:pPr>
+            <w:r>
+              <w:rPr>
+                <w:i/>
+                <w:iCs/>
+              </w:rPr>
+              <w:t xml:space="preserve">&lt;Interpersonal&gt;</w:t>
+            </w:r>
           </w:p>
         </w:tc>
         <w:tc>
@@ -557,6 +584,13 @@
             <w:pPr>
               <w:pStyle w:val="Compact"/>
             </w:pPr>
+            <w:r>
+              <w:rPr>
+                <w:i/>
+                <w:iCs/>
+              </w:rPr>
+              <w:t xml:space="preserve">&lt;member-to-member friction&gt;</w:t>
+            </w:r>
           </w:p>
         </w:tc>
         <w:tc>
@@ -580,6 +614,13 @@
             <w:pPr>
               <w:pStyle w:val="Compact"/>
             </w:pPr>
+            <w:r>
+              <w:rPr>
+                <w:i/>
+                <w:iCs/>
+              </w:rPr>
+              <w:t xml:space="preserve">&lt;window&gt;</w:t>
+            </w:r>
           </w:p>
         </w:tc>
         <w:tc>
@@ -588,6 +629,13 @@
             <w:pPr>
               <w:pStyle w:val="Compact"/>
             </w:pPr>
+            <w:r>
+              <w:rPr>
+                <w:i/>
+                <w:iCs/>
+              </w:rPr>
+              <w:t xml:space="preserve">&lt;from which step&gt;</w:t>
+            </w:r>
           </w:p>
         </w:tc>
       </w:tr>
@@ -598,6 +646,13 @@
             <w:pPr>
               <w:pStyle w:val="Compact"/>
             </w:pPr>
+            <w:r>
+              <w:rPr>
+                <w:i/>
+                <w:iCs/>
+              </w:rPr>
+              <w:t xml:space="preserve">&lt;Role-based&gt;</w:t>
+            </w:r>
           </w:p>
         </w:tc>
         <w:tc>
@@ -606,6 +661,13 @@
             <w:pPr>
               <w:pStyle w:val="Compact"/>
             </w:pPr>
+            <w:r>
+              <w:rPr>
+                <w:i/>
+                <w:iCs/>
+              </w:rPr>
+              <w:t xml:space="preserve">&lt;role-performance dispute&gt;</w:t>
+            </w:r>
           </w:p>
         </w:tc>
         <w:tc>
@@ -661,6 +723,13 @@
             <w:pPr>
               <w:pStyle w:val="Compact"/>
             </w:pPr>
+            <w:r>
+              <w:rPr>
+                <w:i/>
+                <w:iCs/>
+              </w:rPr>
+              <w:t xml:space="preserve">&lt;Structural&gt;</w:t>
+            </w:r>
           </w:p>
         </w:tc>
         <w:tc>
@@ -669,6 +738,13 @@
             <w:pPr>
               <w:pStyle w:val="Compact"/>
             </w:pPr>
+            <w:r>
+              <w:rPr>
+                <w:i/>
+                <w:iCs/>
+              </w:rPr>
+              <w:t xml:space="preserve">&lt;governance-process dispute&gt;</w:t>
+            </w:r>
           </w:p>
         </w:tc>
         <w:tc>
@@ -801,6 +877,13 @@
             <w:pPr>
               <w:pStyle w:val="Compact"/>
             </w:pPr>
+            <w:r>
+              <w:rPr>
+                <w:i/>
+                <w:iCs/>
+              </w:rPr>
+              <w:t xml:space="preserve">&lt;Safety-critical&gt;</w:t>
+            </w:r>
           </w:p>
         </w:tc>
         <w:tc>
@@ -824,6 +907,13 @@
             <w:pPr>
               <w:pStyle w:val="Compact"/>
             </w:pPr>
+            <w:r>
+              <w:rPr>
+                <w:i/>
+                <w:iCs/>
+              </w:rPr>
+              <w:t xml:space="preserve">&lt;bypasses earlier steps&gt;</w:t>
+            </w:r>
           </w:p>
         </w:tc>
         <w:tc>
@@ -832,6 +922,13 @@
             <w:pPr>
               <w:pStyle w:val="Compact"/>
             </w:pPr>
+            <w:r>
+              <w:rPr>
+                <w:i/>
+                <w:iCs/>
+              </w:rPr>
+              <w:t xml:space="preserve">&lt;short window&gt;</w:t>
+            </w:r>
           </w:p>
         </w:tc>
         <w:tc>
@@ -853,10 +950,10 @@
     </w:tbl>
     <w:p>
       <w:pPr>
-        <w:pStyle w:val="BlockText"/>
-      </w:pPr>
-      <w:r>
-        <w:t xml:space="preserve">Safety-critical conflicts override participation rights, role continuity, and operational convenience.</w:t>
+        <w:pStyle w:val="BodyText"/>
+      </w:pPr>
+      <w:r>
+        <w:t xml:space="preserve">&gt; Safety-critical conflicts override participation rights, role continuity, and operational convenience.</w:t>
       </w:r>
     </w:p>
     <w:bookmarkEnd w:id="18"/>
@@ -1020,8 +1117,14 @@
     </w:p>
     <w:p>
       <w:pPr>
-        <w:pStyle w:val="BlockText"/>
-      </w:pPr>
+        <w:pStyle w:val="BodyText"/>
+      </w:pPr>
+      <w:r>
+        <w:t xml:space="preserve">&gt;</w:t>
+      </w:r>
+      <w:r>
+        <w:t xml:space="preserve"> </w:t>
+      </w:r>
       <w:r>
         <w:rPr>
           <w:b/>
@@ -1029,19 +1132,29 @@
         </w:rPr>
         <w:t xml:space="preserve">Rationale — Why a stepped ladder instead of a single process</w:t>
       </w:r>
-    </w:p>
-    <w:p>
-      <w:pPr>
-        <w:pStyle w:val="BlockText"/>
-      </w:pPr>
-      <w:r>
-        <w:t xml:space="preserve">Most conflict is low-stakes and best resolved between the people involved; forcing everything into formal review would kill trust and flood the governance system. A ladder matches process weight to dispute weight — private conversation first, facilitated dialogue next, written record only when needed, governance vote only when all else fails. It also makes escalation a structural right, not a favour granted by whoever holds social power.</w:t>
-      </w:r>
-    </w:p>
-    <w:p>
-      <w:pPr>
-        <w:pStyle w:val="BlockText"/>
-      </w:pPr>
+      <w:r>
+        <w:t xml:space="preserve"> </w:t>
+      </w:r>
+      <w:r>
+        <w:t xml:space="preserve">&gt;</w:t>
+      </w:r>
+      <w:r>
+        <w:t xml:space="preserve"> </w:t>
+      </w:r>
+      <w:r>
+        <w:t xml:space="preserve">&gt; Most conflict is low-stakes and best resolved between the people involved; forcing everything into formal review would kill trust and flood the governance system. A ladder matches process weight to dispute weight — private conversation first, facilitated dialogue next, written record only when needed, governance vote only when all else fails. It also makes escalation a structural right, not a favour granted by whoever holds social power.</w:t>
+      </w:r>
+    </w:p>
+    <w:p>
+      <w:pPr>
+        <w:pStyle w:val="BodyText"/>
+      </w:pPr>
+      <w:r>
+        <w:t xml:space="preserve">&gt;</w:t>
+      </w:r>
+      <w:r>
+        <w:t xml:space="preserve"> </w:t>
+      </w:r>
       <w:r>
         <w:rPr>
           <w:b/>
@@ -1049,13 +1162,17 @@
         </w:rPr>
         <w:t xml:space="preserve">Instructions — How to fill this in</w:t>
       </w:r>
-    </w:p>
-    <w:p>
-      <w:pPr>
-        <w:pStyle w:val="BlockText"/>
-      </w:pPr>
-      <w:r>
-        <w:t xml:space="preserve">Define each ladder step: who is involved, what happens, the time window, and the escalation rule. Keep the early steps light and confidential; reserve formal review for later steps.</w:t>
+      <w:r>
+        <w:t xml:space="preserve"> </w:t>
+      </w:r>
+      <w:r>
+        <w:t xml:space="preserve">&gt;</w:t>
+      </w:r>
+      <w:r>
+        <w:t xml:space="preserve"> </w:t>
+      </w:r>
+      <w:r>
+        <w:t xml:space="preserve">&gt; Define each ladder step: who is involved, what happens, the time window, and the escalation rule. Keep the early steps light and confidential; reserve formal review for later steps.</w:t>
       </w:r>
     </w:p>
     <w:p>
@@ -1315,8 +1432,14 @@
     </w:p>
     <w:p>
       <w:pPr>
-        <w:pStyle w:val="BlockText"/>
-      </w:pPr>
+        <w:pStyle w:val="BodyText"/>
+      </w:pPr>
+      <w:r>
+        <w:t xml:space="preserve">&gt;</w:t>
+      </w:r>
+      <w:r>
+        <w:t xml:space="preserve"> </w:t>
+      </w:r>
       <w:r>
         <w:rPr>
           <w:b/>
@@ -1324,19 +1447,29 @@
         </w:rPr>
         <w:t xml:space="preserve">Rationale — What stops a process from being killed by silence</w:t>
       </w:r>
-    </w:p>
-    <w:p>
-      <w:pPr>
-        <w:pStyle w:val="BlockText"/>
-      </w:pPr>
-      <w:r>
-        <w:t xml:space="preserve">The easiest way to defeat any accountability process is to ignore it. If non-response, withdrawal, or deadlock leaves the matter frozen, the party on the receiving end of harm carries the cost of the inaction. Explicit rules for each failure mode convert silence into a documented escalation trigger rather than a veto.</w:t>
-      </w:r>
-    </w:p>
-    <w:p>
-      <w:pPr>
-        <w:pStyle w:val="BlockText"/>
-      </w:pPr>
+      <w:r>
+        <w:t xml:space="preserve"> </w:t>
+      </w:r>
+      <w:r>
+        <w:t xml:space="preserve">&gt;</w:t>
+      </w:r>
+      <w:r>
+        <w:t xml:space="preserve"> </w:t>
+      </w:r>
+      <w:r>
+        <w:t xml:space="preserve">&gt; The easiest way to defeat any accountability process is to ignore it. If non-response, withdrawal, or deadlock leaves the matter frozen, the party on the receiving end of harm carries the cost of the inaction. Explicit rules for each failure mode convert silence into a documented escalation trigger rather than a veto.</w:t>
+      </w:r>
+    </w:p>
+    <w:p>
+      <w:pPr>
+        <w:pStyle w:val="BodyText"/>
+      </w:pPr>
+      <w:r>
+        <w:t xml:space="preserve">&gt;</w:t>
+      </w:r>
+      <w:r>
+        <w:t xml:space="preserve"> </w:t>
+      </w:r>
       <w:r>
         <w:rPr>
           <w:b/>
@@ -1344,18 +1477,22 @@
         </w:rPr>
         <w:t xml:space="preserve">Instructions — How to fill this in</w:t>
       </w:r>
-    </w:p>
-    <w:p>
-      <w:pPr>
-        <w:pStyle w:val="BlockText"/>
-      </w:pPr>
-      <w:r>
-        <w:t xml:space="preserve">Define how non-response, mid-process withdrawal, deadlock, and procedural failure are handled. Each should have a documented escalation path.</w:t>
-      </w:r>
-    </w:p>
-    <w:p>
-      <w:pPr>
-        <w:pStyle w:val="FirstParagraph"/>
+      <w:r>
+        <w:t xml:space="preserve"> </w:t>
+      </w:r>
+      <w:r>
+        <w:t xml:space="preserve">&gt;</w:t>
+      </w:r>
+      <w:r>
+        <w:t xml:space="preserve"> </w:t>
+      </w:r>
+      <w:r>
+        <w:t xml:space="preserve">&gt; Define how non-response, mid-process withdrawal, deadlock, and procedural failure are handled. Each should have a documented escalation path.</w:t>
+      </w:r>
+    </w:p>
+    <w:p>
+      <w:pPr>
+        <w:pStyle w:val="BodyText"/>
       </w:pPr>
       <w:r>
         <w:rPr>
@@ -1537,8 +1674,14 @@
     </w:p>
     <w:p>
       <w:pPr>
-        <w:pStyle w:val="BlockText"/>
-      </w:pPr>
+        <w:pStyle w:val="BodyText"/>
+      </w:pPr>
+      <w:r>
+        <w:t xml:space="preserve">&gt;</w:t>
+      </w:r>
+      <w:r>
+        <w:t xml:space="preserve"> </w:t>
+      </w:r>
       <w:r>
         <w:rPr>
           <w:b/>
@@ -1546,19 +1689,29 @@
         </w:rPr>
         <w:t xml:space="preserve">Rationale — Why name how the Facilitator is chosen or replaced</w:t>
       </w:r>
-    </w:p>
-    <w:p>
-      <w:pPr>
-        <w:pStyle w:val="BlockText"/>
-      </w:pPr>
-      <w:r>
-        <w:t xml:space="preserve">A facilitator who is implicated in the conflict — or socially aligned with one party — cannot hold the process fairly, no matter how good their intentions. Naming selection and replacement rules up front means the affected party does not have to fight for a neutral hearing while already under stress.</w:t>
-      </w:r>
-    </w:p>
-    <w:p>
-      <w:pPr>
-        <w:pStyle w:val="BlockText"/>
-      </w:pPr>
+      <w:r>
+        <w:t xml:space="preserve"> </w:t>
+      </w:r>
+      <w:r>
+        <w:t xml:space="preserve">&gt;</w:t>
+      </w:r>
+      <w:r>
+        <w:t xml:space="preserve"> </w:t>
+      </w:r>
+      <w:r>
+        <w:t xml:space="preserve">&gt; A facilitator who is implicated in the conflict — or socially aligned with one party — cannot hold the process fairly, no matter how good their intentions. Naming selection and replacement rules up front means the affected party does not have to fight for a neutral hearing while already under stress.</w:t>
+      </w:r>
+    </w:p>
+    <w:p>
+      <w:pPr>
+        <w:pStyle w:val="BodyText"/>
+      </w:pPr>
+      <w:r>
+        <w:t xml:space="preserve">&gt;</w:t>
+      </w:r>
+      <w:r>
+        <w:t xml:space="preserve"> </w:t>
+      </w:r>
       <w:r>
         <w:rPr>
           <w:b/>
@@ -1566,13 +1719,17 @@
         </w:rPr>
         <w:t xml:space="preserve">Instructions — How to fill this in</w:t>
       </w:r>
-    </w:p>
-    <w:p>
-      <w:pPr>
-        <w:pStyle w:val="BlockText"/>
-      </w:pPr>
-      <w:r>
-        <w:t xml:space="preserve">State the default facilitator role, the rule when the facilitator is a party, the right to decline, and any provision for external facilitation.</w:t>
+      <w:r>
+        <w:t xml:space="preserve"> </w:t>
+      </w:r>
+      <w:r>
+        <w:t xml:space="preserve">&gt;</w:t>
+      </w:r>
+      <w:r>
+        <w:t xml:space="preserve"> </w:t>
+      </w:r>
+      <w:r>
+        <w:t xml:space="preserve">&gt; State the default facilitator role, the rule when the facilitator is a party, the right to decline, and any provision for external facilitation.</w:t>
       </w:r>
     </w:p>
     <w:p>
@@ -1583,6 +1740,13 @@
           <w:numId w:val="1008"/>
         </w:numPr>
       </w:pPr>
+      <w:r>
+        <w:rPr>
+          <w:i/>
+          <w:iCs/>
+        </w:rPr>
+        <w:t xml:space="preserve">&lt;Default facilitator role per the Role Registry.&gt;</w:t>
+      </w:r>
     </w:p>
     <w:p>
       <w:pPr>
@@ -1608,6 +1772,13 @@
           <w:numId w:val="1008"/>
         </w:numPr>
       </w:pPr>
+      <w:r>
+        <w:rPr>
+          <w:i/>
+          <w:iCs/>
+        </w:rPr>
+        <w:t xml:space="preserve">&lt;Right of either party to decline a facilitator with stated conflict of interest.&gt;</w:t>
+      </w:r>
     </w:p>
     <w:p>
       <w:pPr>
@@ -1617,6 +1788,13 @@
           <w:numId w:val="1008"/>
         </w:numPr>
       </w:pPr>
+      <w:r>
+        <w:rPr>
+          <w:i/>
+          <w:iCs/>
+        </w:rPr>
+        <w:t xml:space="preserve">&lt;Optional external facilitation by mutual agreement.&gt;</w:t>
+      </w:r>
     </w:p>
     <w:bookmarkEnd w:id="21"/>
     <w:bookmarkStart w:id="22" w:name="X19f5fe057d25adae32f263c153bbffc77ee75e3"/>
@@ -1659,8 +1837,14 @@
     </w:p>
     <w:p>
       <w:pPr>
-        <w:pStyle w:val="BlockText"/>
-      </w:pPr>
+        <w:pStyle w:val="BodyText"/>
+      </w:pPr>
+      <w:r>
+        <w:t xml:space="preserve">&gt;</w:t>
+      </w:r>
+      <w:r>
+        <w:t xml:space="preserve"> </w:t>
+      </w:r>
       <w:r>
         <w:rPr>
           <w:b/>
@@ -1668,19 +1852,29 @@
         </w:rPr>
         <w:t xml:space="preserve">Rationale — Why bound information flow so tightly</w:t>
       </w:r>
-    </w:p>
-    <w:p>
-      <w:pPr>
-        <w:pStyle w:val="BlockText"/>
-      </w:pPr>
-      <w:r>
-        <w:t xml:space="preserve">Conflict records contain the most sensitive material the community holds. Leaks, gossip, or casual disclosure cause second-order harm and deter future reporting. Explicit boundaries — what stays with the parties, what reaches Full Members, and when records are destroyed — make confidentiality enforceable rather than aspirational.</w:t>
-      </w:r>
-    </w:p>
-    <w:p>
-      <w:pPr>
-        <w:pStyle w:val="BlockText"/>
-      </w:pPr>
+      <w:r>
+        <w:t xml:space="preserve"> </w:t>
+      </w:r>
+      <w:r>
+        <w:t xml:space="preserve">&gt;</w:t>
+      </w:r>
+      <w:r>
+        <w:t xml:space="preserve"> </w:t>
+      </w:r>
+      <w:r>
+        <w:t xml:space="preserve">&gt; Conflict records contain the most sensitive material the community holds. Leaks, gossip, or casual disclosure cause second-order harm and deter future reporting. Explicit boundaries — what stays with the parties, what reaches Full Members, and when records are destroyed — make confidentiality enforceable rather than aspirational.</w:t>
+      </w:r>
+    </w:p>
+    <w:p>
+      <w:pPr>
+        <w:pStyle w:val="BodyText"/>
+      </w:pPr>
+      <w:r>
+        <w:t xml:space="preserve">&gt;</w:t>
+      </w:r>
+      <w:r>
+        <w:t xml:space="preserve"> </w:t>
+      </w:r>
       <w:r>
         <w:rPr>
           <w:b/>
@@ -1688,13 +1882,17 @@
         </w:rPr>
         <w:t xml:space="preserve">Instructions — How to fill this in</w:t>
       </w:r>
-    </w:p>
-    <w:p>
-      <w:pPr>
-        <w:pStyle w:val="BlockText"/>
-      </w:pPr>
-      <w:r>
-        <w:t xml:space="preserve">State which steps are fully confidential, what minimum information may be disclosed at the governance step, the retention period, and the non-disclosure obligation.</w:t>
+      <w:r>
+        <w:t xml:space="preserve"> </w:t>
+      </w:r>
+      <w:r>
+        <w:t xml:space="preserve">&gt;</w:t>
+      </w:r>
+      <w:r>
+        <w:t xml:space="preserve"> </w:t>
+      </w:r>
+      <w:r>
+        <w:t xml:space="preserve">&gt; State which steps are fully confidential, what minimum information may be disclosed at the governance step, the retention period, and the non-disclosure obligation.</w:t>
       </w:r>
     </w:p>
     <w:p>
@@ -1926,8 +2124,14 @@
     </w:p>
     <w:p>
       <w:pPr>
-        <w:pStyle w:val="BlockText"/>
-      </w:pPr>
+        <w:pStyle w:val="BodyText"/>
+      </w:pPr>
+      <w:r>
+        <w:t xml:space="preserve">&gt;</w:t>
+      </w:r>
+      <w:r>
+        <w:t xml:space="preserve"> </w:t>
+      </w:r>
       <w:r>
         <w:rPr>
           <w:b/>
@@ -1935,19 +2139,29 @@
         </w:rPr>
         <w:t xml:space="preserve">Rationale — Why do safeguards exist on top of the ladder</w:t>
       </w:r>
-    </w:p>
-    <w:p>
-      <w:pPr>
-        <w:pStyle w:val="BlockText"/>
-      </w:pPr>
-      <w:r>
-        <w:t xml:space="preserve">Process alone does not protect the party with less power. Retaliation, bad-faith complaints, conflicted facilitators, and unreviewed safety risks can all neutralize an otherwise good procedure. Safeguards are the backstops that keep the ladder functional when incentives push against honest reporting.</w:t>
-      </w:r>
-    </w:p>
-    <w:p>
-      <w:pPr>
-        <w:pStyle w:val="BlockText"/>
-      </w:pPr>
+      <w:r>
+        <w:t xml:space="preserve"> </w:t>
+      </w:r>
+      <w:r>
+        <w:t xml:space="preserve">&gt;</w:t>
+      </w:r>
+      <w:r>
+        <w:t xml:space="preserve"> </w:t>
+      </w:r>
+      <w:r>
+        <w:t xml:space="preserve">&gt; Process alone does not protect the party with less power. Retaliation, bad-faith complaints, conflicted facilitators, and unreviewed safety risks can all neutralize an otherwise good procedure. Safeguards are the backstops that keep the ladder functional when incentives push against honest reporting.</w:t>
+      </w:r>
+    </w:p>
+    <w:p>
+      <w:pPr>
+        <w:pStyle w:val="BodyText"/>
+      </w:pPr>
+      <w:r>
+        <w:t xml:space="preserve">&gt;</w:t>
+      </w:r>
+      <w:r>
+        <w:t xml:space="preserve"> </w:t>
+      </w:r>
       <w:r>
         <w:rPr>
           <w:b/>
@@ -1955,13 +2169,17 @@
         </w:rPr>
         <w:t xml:space="preserve">Instructions — How to fill this in</w:t>
       </w:r>
-    </w:p>
-    <w:p>
-      <w:pPr>
-        <w:pStyle w:val="BlockText"/>
-      </w:pPr>
-      <w:r>
-        <w:t xml:space="preserve">For each safeguard, state the rule and the consequence when it is violated. Power-differential cases need their own intake channel.</w:t>
+      <w:r>
+        <w:t xml:space="preserve"> </w:t>
+      </w:r>
+      <w:r>
+        <w:t xml:space="preserve">&gt;</w:t>
+      </w:r>
+      <w:r>
+        <w:t xml:space="preserve"> </w:t>
+      </w:r>
+      <w:r>
+        <w:t xml:space="preserve">&gt; For each safeguard, state the rule and the consequence when it is violated. Power-differential cases need their own intake channel.</w:t>
       </w:r>
     </w:p>
     <w:p>
@@ -1982,6 +2200,13 @@
       <w:r>
         <w:t xml:space="preserve"> </w:t>
       </w:r>
+      <w:r>
+        <w:rPr>
+          <w:i/>
+          <w:iCs/>
+        </w:rPr>
+        <w:t xml:space="preserve">&lt;retaliation against a member raising a conflict in good faith is itself grounds for an accountability process.&gt;</w:t>
+      </w:r>
     </w:p>
     <w:p>
       <w:pPr>
@@ -2001,6 +2226,13 @@
       <w:r>
         <w:t xml:space="preserve"> </w:t>
       </w:r>
+      <w:r>
+        <w:rPr>
+          <w:i/>
+          <w:iCs/>
+        </w:rPr>
+        <w:t xml:space="preserve">&lt;deliberately false complaints may trigger an accountability process against the complainant.&gt;</w:t>
+      </w:r>
     </w:p>
     <w:p>
       <w:pPr>
@@ -2020,6 +2252,13 @@
       <w:r>
         <w:t xml:space="preserve"> </w:t>
       </w:r>
+      <w:r>
+        <w:rPr>
+          <w:i/>
+          <w:iCs/>
+        </w:rPr>
+        <w:t xml:space="preserve">&lt;see Facilitator Selection and Replacement.&gt;</w:t>
+      </w:r>
     </w:p>
     <w:p>
       <w:pPr>
@@ -2039,6 +2278,13 @@
       <w:r>
         <w:t xml:space="preserve"> </w:t>
       </w:r>
+      <w:r>
+        <w:rPr>
+          <w:i/>
+          <w:iCs/>
+        </w:rPr>
+        <w:t xml:space="preserve">&lt;either party may pause once for up to X days by written notice.&gt;</w:t>
+      </w:r>
     </w:p>
     <w:p>
       <w:pPr>
@@ -2153,6 +2399,9 @@
       <w:r>
         <w:t xml:space="preserve"> </w:t>
       </w:r>
+      <w:r>
+        <w:t xml:space="preserve">&lt;YYYY-MM-DD&gt;</w:t>
+      </w:r>
     </w:p>
     <w:p>
       <w:pPr>
@@ -2194,6 +2443,9 @@
       <w:r>
         <w:t xml:space="preserve"> </w:t>
       </w:r>
+      <w:r>
+        <w:t xml:space="preserve">&lt;version&gt;</w:t>
+      </w:r>
     </w:p>
     <w:p>
       <w:pPr>
@@ -2212,6 +2464,9 @@
       </w:r>
       <w:r>
         <w:t xml:space="preserve"> </w:t>
+      </w:r>
+      <w:r>
+        <w:t xml:space="preserve">&lt;link to decision record&gt;</w:t>
       </w:r>
     </w:p>
     <w:bookmarkEnd w:id="24"/>

--- a/static/downloads/en/docx/layer-4/conflict-resolution-ladder.docx
+++ b/static/downloads/en/docx/layer-4/conflict-resolution-ladder.docx
@@ -59,7 +59,7 @@
         <w:t xml:space="preserve">RCOS — Regenerative Community Operating System</w:t>
       </w:r>
     </w:p>
-    <w:bookmarkStart w:id="25" w:name="conflict-resolution-ladder"/>
+    <w:bookmarkStart w:id="27" w:name="conflict-resolution-ladder"/>
     <w:p>
       <w:pPr>
         <w:pStyle w:val="Heading1"/>
@@ -87,7 +87,7 @@
         <w:t xml:space="preserve"> </w:t>
       </w:r>
       <w:r>
-        <w:t xml:space="preserve">2026-07-07</w:t>
+        <w:t xml:space="preserve">2026-08-31</w:t>
       </w:r>
     </w:p>
     <w:p>
@@ -271,7 +271,7 @@
         </w:pict>
       </w:r>
     </w:p>
-    <w:bookmarkStart w:id="18" w:name="conflict-classification"/>
+    <w:bookmarkStart w:id="20" w:name="conflict-classification"/>
     <w:p>
       <w:pPr>
         <w:pStyle w:val="Heading2"/>
@@ -426,6 +426,54 @@
             <w:iCs/>
           </w:rPr>
           <w:t xml:space="preserve">6.5.3</w:t>
+        </w:r>
+      </w:hyperlink>
+      <w:r>
+        <w:rPr>
+          <w:i/>
+          <w:iCs/>
+        </w:rPr>
+        <w:t xml:space="preserve">,</w:t>
+      </w:r>
+      <w:r>
+        <w:rPr>
+          <w:i/>
+          <w:iCs/>
+        </w:rPr>
+        <w:t xml:space="preserve"> </w:t>
+      </w:r>
+      <w:hyperlink r:id="rId18">
+        <w:r>
+          <w:rPr>
+            <w:rStyle w:val="Hyperlink"/>
+            <w:i/>
+            <w:iCs/>
+          </w:rPr>
+          <w:t xml:space="preserve">6.6.4</w:t>
+        </w:r>
+      </w:hyperlink>
+      <w:r>
+        <w:rPr>
+          <w:i/>
+          <w:iCs/>
+        </w:rPr>
+        <w:t xml:space="preserve">,</w:t>
+      </w:r>
+      <w:r>
+        <w:rPr>
+          <w:i/>
+          <w:iCs/>
+        </w:rPr>
+        <w:t xml:space="preserve"> </w:t>
+      </w:r>
+      <w:hyperlink r:id="rId19">
+        <w:r>
+          <w:rPr>
+            <w:rStyle w:val="Hyperlink"/>
+            <w:i/>
+            <w:iCs/>
+          </w:rPr>
+          <w:t xml:space="preserve">6.7.1</w:t>
         </w:r>
       </w:hyperlink>
     </w:p>
@@ -956,8 +1004,8 @@
         <w:t xml:space="preserve">&gt; Safety-critical conflicts override participation rights, role continuity, and operational convenience.</w:t>
       </w:r>
     </w:p>
-    <w:bookmarkEnd w:id="18"/>
-    <w:bookmarkStart w:id="19" w:name="resolution-ladder-steps"/>
+    <w:bookmarkEnd w:id="20"/>
+    <w:bookmarkStart w:id="21" w:name="resolution-ladder-steps"/>
     <w:p>
       <w:pPr>
         <w:pStyle w:val="Heading2"/>
@@ -1114,6 +1162,30 @@
           <w:t xml:space="preserve">6.5.3</w:t>
         </w:r>
       </w:hyperlink>
+      <w:r>
+        <w:rPr>
+          <w:i/>
+          <w:iCs/>
+        </w:rPr>
+        <w:t xml:space="preserve">,</w:t>
+      </w:r>
+      <w:r>
+        <w:rPr>
+          <w:i/>
+          <w:iCs/>
+        </w:rPr>
+        <w:t xml:space="preserve"> </w:t>
+      </w:r>
+      <w:hyperlink r:id="rId18">
+        <w:r>
+          <w:rPr>
+            <w:rStyle w:val="Hyperlink"/>
+            <w:i/>
+            <w:iCs/>
+          </w:rPr>
+          <w:t xml:space="preserve">6.6.1</w:t>
+        </w:r>
+      </w:hyperlink>
     </w:p>
     <w:p>
       <w:pPr>
@@ -1367,8 +1439,8 @@
         <w:t xml:space="preserve">&lt;coordinated with the Exit &amp; Separation Protocol; minimum re-application block.&gt;</w:t>
       </w:r>
     </w:p>
-    <w:bookmarkEnd w:id="19"/>
-    <w:bookmarkStart w:id="20" w:name="non-response-withdrawal-and-deadlock"/>
+    <w:bookmarkEnd w:id="21"/>
+    <w:bookmarkStart w:id="22" w:name="non-response-withdrawal-and-deadlock"/>
     <w:p>
       <w:pPr>
         <w:pStyle w:val="Heading2"/>
@@ -1609,8 +1681,8 @@
         </w:pict>
       </w:r>
     </w:p>
-    <w:bookmarkEnd w:id="20"/>
-    <w:bookmarkStart w:id="21" w:name="facilitator-selection-and-replacement"/>
+    <w:bookmarkEnd w:id="22"/>
+    <w:bookmarkStart w:id="23" w:name="facilitator-selection-and-replacement"/>
     <w:p>
       <w:pPr>
         <w:pStyle w:val="Heading2"/>
@@ -1796,8 +1868,8 @@
         <w:t xml:space="preserve">&lt;Optional external facilitation by mutual agreement.&gt;</w:t>
       </w:r>
     </w:p>
-    <w:bookmarkEnd w:id="21"/>
-    <w:bookmarkStart w:id="22" w:name="X19f5fe057d25adae32f263c153bbffc77ee75e3"/>
+    <w:bookmarkEnd w:id="23"/>
+    <w:bookmarkStart w:id="24" w:name="X19f5fe057d25adae32f263c153bbffc77ee75e3"/>
     <w:p>
       <w:pPr>
         <w:pStyle w:val="Heading2"/>
@@ -1987,8 +2059,8 @@
         <w:t xml:space="preserve">&lt;Non-disclosure: no participant may share information about the process outside the defined participants without written consent of all parties.&gt;</w:t>
       </w:r>
     </w:p>
-    <w:bookmarkEnd w:id="22"/>
-    <w:bookmarkStart w:id="23" w:name="safeguards"/>
+    <w:bookmarkEnd w:id="24"/>
+    <w:bookmarkStart w:id="25" w:name="safeguards"/>
     <w:p>
       <w:pPr>
         <w:pStyle w:val="Heading2"/>
@@ -2121,6 +2193,30 @@
           <w:t xml:space="preserve">6.3.5</w:t>
         </w:r>
       </w:hyperlink>
+      <w:r>
+        <w:rPr>
+          <w:i/>
+          <w:iCs/>
+        </w:rPr>
+        <w:t xml:space="preserve">,</w:t>
+      </w:r>
+      <w:r>
+        <w:rPr>
+          <w:i/>
+          <w:iCs/>
+        </w:rPr>
+        <w:t xml:space="preserve"> </w:t>
+      </w:r>
+      <w:hyperlink r:id="rId18">
+        <w:r>
+          <w:rPr>
+            <w:rStyle w:val="Hyperlink"/>
+            <w:i/>
+            <w:iCs/>
+          </w:rPr>
+          <w:t xml:space="preserve">6.6.2</w:t>
+        </w:r>
+      </w:hyperlink>
     </w:p>
     <w:p>
       <w:pPr>
@@ -2371,8 +2467,8 @@
         </w:pict>
       </w:r>
     </w:p>
-    <w:bookmarkEnd w:id="23"/>
-    <w:bookmarkStart w:id="24" w:name="ratification-record"/>
+    <w:bookmarkEnd w:id="25"/>
+    <w:bookmarkStart w:id="26" w:name="ratification-record"/>
     <w:p>
       <w:pPr>
         <w:pStyle w:val="Heading2"/>
@@ -2469,8 +2565,8 @@
         <w:t xml:space="preserve">&lt;link to decision record&gt;</w:t>
       </w:r>
     </w:p>
-    <w:bookmarkEnd w:id="24"/>
-    <w:bookmarkEnd w:id="25"/>
+    <w:bookmarkEnd w:id="26"/>
+    <w:bookmarkEnd w:id="27"/>
     <w:sectPr>
       <w:footnotePr>
         <w:numRestart w:val="eachSect"/>
